--- a/region_validation/16S_pipeline_method_paper.docx
+++ b/region_validation/16S_pipeline_method_paper.docx
@@ -4734,52 +4734,394 @@
     </w:p>
     <w:p>
       <w:pPr>
-        <w:pStyle w:val="Heading1"/>
+        <w:pStyle w:val="Heading2"/>
       </w:pPr>
       <w:r>
-        <w:t>4. Discussion</w:t>
+        <w:t>3.6 Self-recovery diagnosis and the exact-tie union refinement</w:t>
       </w:r>
     </w:p>
     <w:p>
       <w:r>
-        <w:t xml:space="preserve">Three design choices distinguish this pipeline and its validation from embedding-based alternatives. First, </w:t>
+        <w:t xml:space="preserve">The self-inclusion regime affords a sharp internal control the accuracy tables above pool over: because each amplicon is extracted from a source genome that is </w:t>
+      </w:r>
+      <w:r>
+        <w:rPr>
+          <w:i/>
+        </w:rPr>
+        <w:t>itself</w:t>
+      </w:r>
+      <w:r>
+        <w:t xml:space="preserve"> in the reference database, the pipeline should pick that organism — or another assembly of it — back out. It does not always do so. Treating "source present in the top-20 but not among the selected representatives" as a </w:t>
+      </w:r>
+      <w:r>
+        <w:rPr>
+          <w:i/>
+        </w:rPr>
+        <w:t>self-recovery failure</w:t>
+      </w:r>
+      <w:r>
+        <w:t xml:space="preserve">, </w:t>
       </w:r>
       <w:r>
         <w:rPr>
           <w:b/>
         </w:rPr>
-        <w:t>exact alignment with decision-tracked reference selection</w:t>
-      </w:r>
-      <w:r>
-        <w:t xml:space="preserve"> yields interpretable, threshold-grounded genome mapping that opaque dense embeddings cannot. A nucleotide-transformer encoder [7] embeds every 16S sequence into a 1024-dim cosine space, but that space is globally so concentrated — random sequence pairs average cosine 0.90 — that absolute similarities are uninformative, and cosine ordering within a near-identical V4–V5 cloud correlates only ~0.55 (Spearman) with true percent identity. Exact alignment instead reproduces the percent-identity definition by construction: an edlib edit-distance prefilter [5] reranked by a Biopython Smith-Waterman pass [6] recovers the alignment ground truth almost exactly (Spearman 0.994, 91.1% top-1 agreement) at ~279× lower per-pair cost. Critically, alignment maps cleanly onto the literature identity bands — 98.7% species, 94.5% genus, 86.5% family [1,2] — so every selection is auditable against a published threshold rather than a hand-calibrated, space-specific cosine cutoff. A classical k-mer-8 TF-IDF retriever even beat the embedding on every closest-hit metric (75.5% vs 50.5% exact top-1), confirming that dense pooling averages away the substitution-level signal that fine 16S mapping requires. The concordance analysis of §3.4 then showed that, with this aligner, switching the entire upstream scorer from CPU to GPU changes the final representative for roughly 1 ASV in 1,000, and only among interchangeable equal-score tie members.</w:t>
-      </w:r>
-    </w:p>
-    <w:p>
-      <w:r>
-        <w:t xml:space="preserve">Second, </w:t>
+        <w:t>11,300 of 66,144 amplicons (17.1%) fail</w:t>
+      </w:r>
+      <w:r>
+        <w:t>, ranging from 3.7% on the FullLength16S positive control to 24% on V4. Attributing each failure to the stage that dropped the source's furthest-surviving hit (</w:t>
+      </w:r>
+      <w:r>
+        <w:rPr>
+          <w:rFonts w:ascii="Consolas" w:hAnsi="Consolas"/>
+          <w:sz w:val="18"/>
+        </w:rPr>
+        <w:t>scripts/diagnose_self_recovery.py</w:t>
+      </w:r>
+      <w:r>
+        <w:t xml:space="preserve">) shows the loss is not a single tie-break but the </w:t>
       </w:r>
       <w:r>
         <w:rPr>
           <w:b/>
         </w:rPr>
-        <w:t>probability-weighted synthetic genomes preserve core/accessory uncertainty</w:t>
-      </w:r>
-      <w:r>
-        <w:t xml:space="preserve"> for downstream flux-balance analysis [8]. Rather than collapsing each amplicon to a single best reference, the pipeline retains a weighted set of representatives whose PGFam content reflects genuine ambiguity, so core (high-confidence) and accessory (uncertain) gene content propagate into prFBA as per-function probabilities rather than spurious certainties; accessory genes enter the reconstruction as gap-fill candidates rather than hard reactions.</w:t>
+        <w:t>order-dependent reducers of Table 2</w:t>
+      </w:r>
+      <w:r>
+        <w:t xml:space="preserve">: </w:t>
+      </w:r>
+      <w:r>
+        <w:rPr>
+          <w:rFonts w:ascii="Consolas" w:hAnsi="Consolas"/>
+          <w:sz w:val="18"/>
+        </w:rPr>
+        <w:t>marginal_gain</w:t>
+      </w:r>
+      <w:r>
+        <w:t xml:space="preserve"> (58.8% — the source was deemed redundant, adding &lt;15% novel genes against an already-selected near-relative), </w:t>
+      </w:r>
+      <w:r>
+        <w:rPr>
+          <w:rFonts w:ascii="Consolas" w:hAnsi="Consolas"/>
+          <w:sz w:val="18"/>
+        </w:rPr>
+        <w:t>family_consensus</w:t>
+      </w:r>
+      <w:r>
+        <w:t xml:space="preserve"> (18.2% — the source's </w:t>
+      </w:r>
+      <w:r>
+        <w:rPr>
+          <w:i/>
+        </w:rPr>
+        <w:t>correct</w:t>
+      </w:r>
+      <w:r>
+        <w:t xml:space="preserve"> family was out-voted by a plurality within a near-identical tie cloud), </w:t>
+      </w:r>
+      <w:r>
+        <w:rPr>
+          <w:rFonts w:ascii="Consolas" w:hAnsi="Consolas"/>
+          <w:sz w:val="18"/>
+        </w:rPr>
+        <w:t>tier_cap</w:t>
+      </w:r>
+      <w:r>
+        <w:t xml:space="preserve"> (10.6%), </w:t>
+      </w:r>
+      <w:r>
+        <w:rPr>
+          <w:rFonts w:ascii="Consolas" w:hAnsi="Consolas"/>
+          <w:sz w:val="18"/>
+        </w:rPr>
+        <w:t>no_gene_set</w:t>
+      </w:r>
+      <w:r>
+        <w:t xml:space="preserve"> (8.6% — 16S-only source genomes excluded from the gene union by the exact-gene path), and </w:t>
+      </w:r>
+      <w:r>
+        <w:rPr>
+          <w:rFonts w:ascii="Consolas" w:hAnsi="Consolas"/>
+          <w:sz w:val="18"/>
+        </w:rPr>
+        <w:t>species_dedup</w:t>
+      </w:r>
+      <w:r>
+        <w:t xml:space="preserve"> (3.3%, of which 77% are benign — a conspecific was kept). The stages built to control contamination are exactly the stages that, in a dense tie cloud, discard the source.</w:t>
       </w:r>
     </w:p>
     <w:p>
       <w:r>
-        <w:t xml:space="preserve">Third, the full 10,000-organism validation exposes a clear </w:t>
+        <w:t xml:space="preserve">This motivates an alternative selection policy that is a pure function of the same top-20 record and is benchmarked against the unaltered pipeline with the same metric code (no re-alignment): a </w:t>
       </w:r>
       <w:r>
         <w:rPr>
           <w:b/>
         </w:rPr>
-        <w:t>region-length versus generalization tradeoff</w:t>
-      </w:r>
-      <w:r>
-        <w:t>, and resolves it at two taxonomic ranks. Include-self genus accuracy is near-ceiling (0.94–0.99) for all eight regions, but under honest self-exclusion (τ = 0.987 [1,2]) it collapses to 0.60–0.73, and gene capture falls from 95–99% to 68–72% — a near-uniform ~27-point leakage gap whose genus-accuracy counterpart, by contrast, widens for shorter reads. Short V4 (515F/806R [3,4]) generalizes worst (0.60 genus, 67.9% capture); full-length 16S best (0.73, 72.2%); V4–V5 and V7–V9 sit between — quantifying the cost of amplicon brevity for novel-organism inference. Crucially, the penalty is rank-dependent: family-level assignment stays robust under self-exclusion (0.79–0.86 across all regions), 12–19 points above genus, so for the short markers roughly one novel organism in five lands in the right family but a wrong-genus relative. The practical reading is that for a community dominated by organisms with close database relatives, even a short marker recovers nearly all of the metabolism; for genuinely novel organisms a short amplicon still places them confidently at the family level but leaves roughly a third of the gene complement and a third of genus calls unresolved — a gap that longer reads (full-length 16S, V1–V3) measurably narrow.</w:t>
+        <w:t>union mode</w:t>
+      </w:r>
+      <w:r>
+        <w:t xml:space="preserve"> (</w:t>
+      </w:r>
+      <w:r>
+        <w:rPr>
+          <w:rFonts w:ascii="Consolas" w:hAnsi="Consolas"/>
+          <w:sz w:val="18"/>
+        </w:rPr>
+        <w:t>select_references.select_all</w:t>
+      </w:r>
+      <w:r>
+        <w:t xml:space="preserve">) that, instead of reducing the tie cloud to one representative, keeps </w:t>
+      </w:r>
+      <w:r>
+        <w:rPr>
+          <w:b/>
+        </w:rPr>
+        <w:t>every reference tied at the best identity</w:t>
+      </w:r>
+      <w:r>
+        <w:t xml:space="preserve"> — </w:t>
+      </w:r>
+      <w:r>
+        <w:rPr>
+          <w:rFonts w:ascii="Consolas" w:hAnsi="Consolas"/>
+          <w:sz w:val="18"/>
+        </w:rPr>
+        <w:t>select_all_window = 0</w:t>
+      </w:r>
+      <w:r>
+        <w:t xml:space="preserve"> admits only hits whose identity </w:t>
+      </w:r>
+      <w:r>
+        <w:rPr>
+          <w:i/>
+        </w:rPr>
+        <w:t>equals</w:t>
+      </w:r>
+      <w:r>
+        <w:t xml:space="preserve"> the best, the minimal set that removes the order tie-break — then </w:t>
+      </w:r>
+      <w:r>
+        <w:rPr>
+          <w:b/>
+        </w:rPr>
+        <w:t>de-duplicates by BV-BRC taxonomy</w:t>
+      </w:r>
+      <w:r>
+        <w:t xml:space="preserve"> (</w:t>
+      </w:r>
+      <w:r>
+        <w:rPr>
+          <w:rFonts w:ascii="Consolas" w:hAnsi="Consolas"/>
+          <w:sz w:val="18"/>
+        </w:rPr>
+        <w:t>select_all_species_dedup</w:t>
+      </w:r>
+      <w:r>
+        <w:t xml:space="preserve">: ≤1 representative per BV-BRC </w:t>
+      </w:r>
+      <w:r>
+        <w:rPr>
+          <w:rFonts w:ascii="Consolas" w:hAnsi="Consolas"/>
+          <w:sz w:val="18"/>
+        </w:rPr>
+        <w:t>Species</w:t>
+      </w:r>
+      <w:r>
+        <w:t xml:space="preserve">, falling back to </w:t>
+      </w:r>
+      <w:r>
+        <w:rPr>
+          <w:rFonts w:ascii="Consolas" w:hAnsi="Consolas"/>
+          <w:sz w:val="18"/>
+        </w:rPr>
+        <w:t>taxon_id</w:t>
+      </w:r>
+      <w:r>
+        <w:t xml:space="preserve">, keeping the highest-identity assembly) so a densely-sequenced species cannot flood the union, and finally re-applies two order-independent </w:t>
+      </w:r>
+      <w:r>
+        <w:rPr>
+          <w:b/>
+        </w:rPr>
+        <w:t>precision firewalls</w:t>
+      </w:r>
+      <w:r>
+        <w:t xml:space="preserve"> — an anchor-family coherence drop (reject a member whose family differs from the anchor's and is absent from the MiDAS prior) and the </w:t>
+      </w:r>
+      <w:r>
+        <w:rPr>
+          <w:rFonts w:ascii="Consolas" w:hAnsi="Consolas"/>
+          <w:sz w:val="18"/>
+        </w:rPr>
+        <w:t>(1−identity)</w:t>
+      </w:r>
+      <w:r>
+        <w:t xml:space="preserve">-weighted contamination budget — plus a hard cap. The "same-species" judgement is taxonomic, not identity-based: two genomes at identical identity but different BV-BRC species (e.g. a </w:t>
+      </w:r>
+      <w:r>
+        <w:rPr>
+          <w:i/>
+        </w:rPr>
+        <w:t>Pediococcus</w:t>
+      </w:r>
+      <w:r>
+        <w:t xml:space="preserve"> and a </w:t>
+      </w:r>
+      <w:r>
+        <w:rPr>
+          <w:i/>
+        </w:rPr>
+        <w:t>Clostridium</w:t>
+      </w:r>
+      <w:r>
+        <w:t xml:space="preserve"> whose conserved V4 amplicons both match at 1.0) are both kept, while multiple assemblies of one species collapse to one — removing same-species redundancy from 20,493 amplicons to 0.</w:t>
+      </w:r>
+    </w:p>
+    <w:p>
+      <w:r>
+        <w:t xml:space="preserve">The refinement closes most of the gap </w:t>
+      </w:r>
+      <w:r>
+        <w:rPr>
+          <w:b/>
+        </w:rPr>
+        <w:t>at no precision cost</w:t>
+      </w:r>
+      <w:r>
+        <w:t xml:space="preserve">, and the exact-tie de-duplicated union is now the </w:t>
+      </w:r>
+      <w:r>
+        <w:rPr>
+          <w:b/>
+        </w:rPr>
+        <w:t>default selection standard</w:t>
+      </w:r>
+      <w:r>
+        <w:t xml:space="preserve"> (</w:t>
+      </w:r>
+      <w:r>
+        <w:rPr>
+          <w:rFonts w:ascii="Consolas" w:hAnsi="Consolas"/>
+          <w:sz w:val="18"/>
+        </w:rPr>
+        <w:t>select_references.DEFAULT_KNOBS</w:t>
+      </w:r>
+      <w:r>
+        <w:t xml:space="preserve">; the legacy ordered reducer of Table 2 is reachable via </w:t>
+      </w:r>
+      <w:r>
+        <w:rPr>
+          <w:rFonts w:ascii="Consolas" w:hAnsi="Consolas"/>
+          <w:sz w:val="18"/>
+        </w:rPr>
+        <w:t>select_all=False</w:t>
+      </w:r>
+      <w:r>
+        <w:t xml:space="preserve">). Under self-inclusion it raises self-recovery from </w:t>
+      </w:r>
+      <w:r>
+        <w:rPr>
+          <w:b/>
+        </w:rPr>
+        <w:t>82.9% → 99.2%</w:t>
+      </w:r>
+      <w:r>
+        <w:t xml:space="preserve"> overall (96.3% → </w:t>
+      </w:r>
+      <w:r>
+        <w:rPr>
+          <w:b/>
+        </w:rPr>
+        <w:t>99.9%</w:t>
+      </w:r>
+      <w:r>
+        <w:t xml:space="preserve"> on the full-length control) and gene-capture recall by 2–3 points, while gene-capture </w:t>
+      </w:r>
+      <w:r>
+        <w:rPr>
+          <w:b/>
+        </w:rPr>
+        <w:t>precision and F1 stay at or above baseline</w:t>
+      </w:r>
+      <w:r>
+        <w:t xml:space="preserve"> (e.g. FullLength16S precision 96.6% → 99.7%, F1 97.7% → 99.8%; V4 recall 95.1% → 98.6% at F1 89.4% → 86.5%). The anchor — the genome whose lineage becomes the taxonomic call — is unchanged or improved (FullLength16S species concordance 97.1% → 99.1%), and consensus-genus accuracy holds at or above baseline. The gains hold because exact ties union only genomes that are </w:t>
+      </w:r>
+      <w:r>
+        <w:rPr>
+          <w:i/>
+        </w:rPr>
+        <w:t>indistinguishable</w:t>
+      </w:r>
+      <w:r>
+        <w:t xml:space="preserve"> over the amplicon. Two ablations bound the design from the wide side: an un-guarded 0.005-identity band costs 7–12 points of precision for no F1 gain, and an unbounded "all reliable hits" union is pathological (precision 29–36%, consensus accuracy collapsing to 0.76). A </w:t>
+      </w:r>
+      <w:r>
+        <w:rPr>
+          <w:i/>
+        </w:rPr>
+        <w:t>guarded</w:t>
+      </w:r>
+      <w:r>
+        <w:t xml:space="preserve"> extension that admits the 0.005 near-ties only through a family-coherence firewall and a contamination budget (the optional </w:t>
+      </w:r>
+      <w:r>
+        <w:rPr>
+          <w:rFonts w:ascii="Consolas" w:hAnsi="Consolas"/>
+          <w:sz w:val="18"/>
+        </w:rPr>
+        <w:t>--select-mode graduated</w:t>
+      </w:r>
+      <w:r>
+        <w:t xml:space="preserve"> pathway) was explored and is </w:t>
+      </w:r>
+      <w:r>
+        <w:rPr>
+          <w:b/>
+        </w:rPr>
+        <w:t>net-negative</w:t>
+      </w:r>
+      <w:r>
+        <w:t xml:space="preserve"> — it raises the mean union from 2.20 to 2.72 genomes and lowers precision/F1 with no self-recovery gain — so the firewalls remain an opt-in pathway, not the default. The residual self-recovery gap is then an </w:t>
+      </w:r>
+      <w:r>
+        <w:rPr>
+          <w:i/>
+        </w:rPr>
+        <w:t>alignment</w:t>
+      </w:r>
+      <w:r>
+        <w:t xml:space="preserve"> ceiling, not a selection one: short-region sources that fall outside the top-20 because ≥20 other genomes share a byte-identical amplicon cannot be recovered by any selection rule, and would require deeper alignment retention (top-50/100). The full diagnosis, five-way benchmark, and configuration are reported in </w:t>
+      </w:r>
+      <w:r>
+        <w:rPr>
+          <w:rFonts w:ascii="Consolas" w:hAnsi="Consolas"/>
+          <w:sz w:val="18"/>
+        </w:rPr>
+        <w:t>SELF_RECOVERY_ANALYSIS.md</w:t>
+      </w:r>
+      <w:r>
+        <w:t xml:space="preserve"> and </w:t>
+      </w:r>
+      <w:r>
+        <w:rPr>
+          <w:rFonts w:ascii="Consolas" w:hAnsi="Consolas"/>
+          <w:sz w:val="18"/>
+        </w:rPr>
+        <w:t>data/variant_comparison.md</w:t>
+      </w:r>
+      <w:r>
+        <w:t>; the committed §3.5 validation was produced by the legacy reducer (</w:t>
+      </w:r>
+      <w:r>
+        <w:rPr>
+          <w:rFonts w:ascii="Consolas" w:hAnsi="Consolas"/>
+          <w:sz w:val="18"/>
+        </w:rPr>
+        <w:t>select_all=False</w:t>
+      </w:r>
+      <w:r>
+        <w:t>) and is unaffected.</w:t>
       </w:r>
     </w:p>
     <w:p>
@@ -4787,12 +5129,72 @@
         <w:pStyle w:val="Heading1"/>
       </w:pPr>
       <w:r>
-        <w:t>Limitations and Future Work</w:t>
+        <w:t>4. Discussion</w:t>
       </w:r>
     </w:p>
     <w:p>
       <w:r>
-        <w:t>These conclusions rest on the full 10,000-genome, 8-region, 67,991-amplicon run (the 500-genome pilot of §3.5 is retained only as the developmental checkpoint); the reported accuracies carry Wilson 95% intervals and the per-region comparisons are resolved at full statistical power. Six of eight regions are Bacteria-scoped, so only V4 and V4–V5 measure archaeal performance despite the archaeal sources in the draw. In-silico PCR (emax = 3) cannot capture wet-lab amplification bias, chimeras, or sequencing error, so reported accuracies are optimistic upper bounds. On the retrieval side, the GPU Smith-Waterman backend is currently CUDA-only; a detected Apple Metal device falls back to CPU scoring until a Metal kernel is implemented. Future work should propagate probability-weighted genome assignments through end-to-end community prFBA, validate against paired metagenomes, extend the panel with archaea-competent primers and long-read full-length 16S to test whether the generalization gap narrows with read length, and complete the Metal scoring backend to broaden hardware portability.</w:t>
+        <w:t xml:space="preserve">Three design choices distinguish this pipeline and its validation from embedding-based alternatives. First, </w:t>
+      </w:r>
+      <w:r>
+        <w:rPr>
+          <w:b/>
+        </w:rPr>
+        <w:t>exact alignment with decision-tracked reference selection</w:t>
+      </w:r>
+      <w:r>
+        <w:t xml:space="preserve"> yields interpretable, threshold-grounded genome mapping that opaque dense embeddings cannot. A nucleotide-transformer encoder [7] embeds every 16S sequence into a 1024-dim cosine space, but that space is globally so concentrated — random sequence pairs average cosine 0.90 — that absolute similarities are uninformative, and cosine ordering within a near-identical V4–V5 cloud correlates only ~0.55 (Spearman) with true percent identity. Exact alignment instead reproduces the percent-identity definition by construction: an edlib edit-distance prefilter [5] reranked by a Biopython Smith-Waterman pass [6] recovers the alignment ground truth almost exactly (Spearman 0.994, 91.1% top-1 agreement) at ~279× lower per-pair cost. Critically, alignment maps cleanly onto the literature identity bands — 98.7% species, 94.5% genus, 86.5% family [1,2] — so every selection is auditable against a published threshold rather than a hand-calibrated, space-specific cosine cutoff. A classical k-mer-8 TF-IDF retriever even beat the embedding on every closest-hit metric (75.5% vs 50.5% exact top-1), confirming that dense pooling averages away the substitution-level signal that fine 16S mapping requires. The concordance analysis of §3.4 then showed that, with this aligner, switching the entire upstream scorer from CPU to GPU changes the final representative for roughly 1 ASV in 1,000, and only among interchangeable equal-score tie members.</w:t>
+      </w:r>
+    </w:p>
+    <w:p>
+      <w:r>
+        <w:t xml:space="preserve">Second, </w:t>
+      </w:r>
+      <w:r>
+        <w:rPr>
+          <w:b/>
+        </w:rPr>
+        <w:t>probability-weighted synthetic genomes preserve core/accessory uncertainty</w:t>
+      </w:r>
+      <w:r>
+        <w:t xml:space="preserve"> for downstream flux-balance analysis [8]. Rather than collapsing each amplicon to a single best reference, the pipeline retains a weighted set of representatives whose PGFam content reflects genuine ambiguity, so core (high-confidence) and accessory (uncertain) gene content propagate into prFBA as per-function probabilities rather than spurious certainties; accessory genes enter the reconstruction as gap-fill candidates rather than hard reactions.</w:t>
+      </w:r>
+    </w:p>
+    <w:p>
+      <w:r>
+        <w:t xml:space="preserve">Third, the full 10,000-organism validation exposes a clear </w:t>
+      </w:r>
+      <w:r>
+        <w:rPr>
+          <w:b/>
+        </w:rPr>
+        <w:t>region-length versus generalization tradeoff</w:t>
+      </w:r>
+      <w:r>
+        <w:t>, and resolves it at two taxonomic ranks. Include-self genus accuracy is near-ceiling (0.94–0.99) for all eight regions, but under honest self-exclusion (τ = 0.987 [1,2]) it collapses to 0.60–0.73, and gene capture falls from 95–99% to 68–72% — a near-uniform ~27-point leakage gap whose genus-accuracy counterpart, by contrast, widens for shorter reads. Short V4 (515F/806R [3,4]) generalizes worst (0.60 genus, 67.9% capture); full-length 16S best (0.73, 72.2%); V4–V5 and V7–V9 sit between — quantifying the cost of amplicon brevity for novel-organism inference. Crucially, the penalty is rank-dependent: family-level assignment stays robust under self-exclusion (0.79–0.86 across all regions), 12–19 points above genus, so for the short markers roughly one novel organism in five lands in the right family but a wrong-genus relative. The practical reading is that for a community dominated by organisms with close database relatives, even a short marker recovers nearly all of the metabolism; for genuinely novel organisms a short amplicon still places them confidently at the family level but leaves roughly a third of the gene complement and a third of genus calls unresolved — a gap that longer reads (full-length 16S, V1–V3) measurably narrow.</w:t>
+      </w:r>
+    </w:p>
+    <w:p>
+      <w:pPr>
+        <w:pStyle w:val="Heading1"/>
+      </w:pPr>
+      <w:r>
+        <w:t>Limitations and Future Work</w:t>
+      </w:r>
+    </w:p>
+    <w:p>
+      <w:r>
+        <w:t xml:space="preserve">These conclusions rest on the full 10,000-genome, 8-region, 67,991-amplicon run (the 500-genome pilot of §3.5 is retained only as the developmental checkpoint); the reported accuracies carry Wilson 95% intervals and the per-region comparisons are resolved at full statistical power. Six of eight regions are Bacteria-scoped, so only V4 and V4–V5 measure archaeal performance despite the archaeal sources in the draw. In-silico PCR (emax = 3) cannot capture wet-lab amplification bias, chimeras, or sequencing error, so reported accuracies are optimistic upper bounds. On the retrieval side, the GPU Smith-Waterman backend is currently CUDA-only; a detected Apple Metal device falls back to CPU scoring until a Metal kernel is implemented. On the selection side, the self-recovery analysis of §3.6 shows the residual short-region failures are an alignment-depth ceiling rather than a selection one — sources whose short amplicon is byte-identical to ≥20 other genomes fall outside the retained top-20 — so deeper retention (top-50/100) for short regions is the remaining lever toward literal complete recovery; the exact-tie de-duplicated union of §3.6 is now the default selection standard for the production synthetic-genome build (the committed §3.5 validation used the legacy reducer, </w:t>
+      </w:r>
+      <w:r>
+        <w:rPr>
+          <w:rFonts w:ascii="Consolas" w:hAnsi="Consolas"/>
+          <w:sz w:val="18"/>
+        </w:rPr>
+        <w:t>select_all=False</w:t>
+      </w:r>
+      <w:r>
+        <w:t>, so its numbers are unaffected), and re-running the validation under the new default to re-characterize the eight-region accuracy/gene-capture tables is itself future work. Future work should propagate probability-weighted genome assignments through end-to-end community prFBA, validate against paired metagenomes, extend the panel with archaea-competent primers and long-read full-length 16S to test whether the generalization gap narrows with read length, and complete the Metal scoring backend to broaden hardware portability.</w:t>
       </w:r>
     </w:p>
     <w:p>
